--- a/documentation/synopsis/project_description.docx
+++ b/documentation/synopsis/project_description.docx
@@ -57,35 +57,7 @@
           <w:sz w:val="28"/>
           <w:szCs w:val="28"/>
         </w:rPr>
-        <w:t xml:space="preserve">Traditional movie platforms often provide generic recommendations that fail to consider individual user preferences effectively. With the growing volume of digital content, users struggle to discover movies aligned with their interests. This project aims to develop a personalized movie recommendation system that delivers accurate movie suggestions by </w:t>
-      </w:r>
-      <w:r>
-        <w:rPr>
-          <w:sz w:val="28"/>
-          <w:szCs w:val="28"/>
-        </w:rPr>
-        <w:t>analysing</w:t>
-      </w:r>
-      <w:r>
-        <w:rPr>
-          <w:sz w:val="28"/>
-          <w:szCs w:val="28"/>
-        </w:rPr>
-        <w:t xml:space="preserve"> user preferences and </w:t>
-      </w:r>
-      <w:r>
-        <w:rPr>
-          <w:sz w:val="28"/>
-          <w:szCs w:val="28"/>
-        </w:rPr>
-        <w:t>behaviour</w:t>
-      </w:r>
-      <w:r>
-        <w:rPr>
-          <w:sz w:val="28"/>
-          <w:szCs w:val="28"/>
-        </w:rPr>
-        <w:t xml:space="preserve"> using machine learning techniques.</w:t>
+        <w:t>Traditional movie platforms often provide generic recommendations that fail to consider individual user preferences effectively. With the growing volume of digital content, users struggle to discover movies aligned with their interests. This project aims to develop a personalized movie recommendation system that delivers accurate movie suggestions by analysing user preferences and behaviour using machine learning techniques.</w:t>
       </w:r>
     </w:p>
     <w:p>
@@ -251,15 +223,13 @@
         </w:rPr>
         <w:t xml:space="preserve">The system allows users to register, browse movies, rate movies, and receive personalized recommendations. Administrators can manage movie content. The recommendation engine </w:t>
       </w:r>
-      <w:proofErr w:type="spellStart"/>
-      <w:r>
-        <w:rPr>
-          <w:sz w:val="28"/>
-          <w:szCs w:val="28"/>
-        </w:rPr>
-        <w:t>analyzes</w:t>
-      </w:r>
-      <w:proofErr w:type="spellEnd"/>
+      <w:r>
+        <w:rPr>
+          <w:sz w:val="28"/>
+          <w:szCs w:val="28"/>
+        </w:rPr>
+        <w:t>analyses</w:t>
+      </w:r>
       <w:r>
         <w:rPr>
           <w:sz w:val="28"/>
@@ -1447,6 +1417,7 @@
   <w:style w:type="character" w:default="1" w:styleId="DefaultParagraphFont">
     <w:name w:val="Default Paragraph Font"/>
     <w:uiPriority w:val="1"/>
+    <w:semiHidden/>
     <w:unhideWhenUsed/>
   </w:style>
   <w:style w:type="table" w:default="1" w:styleId="TableNormal">
